--- a/docs/Protas_Maria_LeadDeveloper_2026_EN.docx
+++ b/docs/Protas_Maria_LeadDeveloper_2026_EN.docx
@@ -80,7 +80,7 @@
           <w:rPr>
             <w:rStyle w:val="Hyperlink"/>
           </w:rPr>
-          <w:t xml:space="preserve">linkedin.com/in/maria-protas</w:t>
+          <w:t xml:space="preserve">linkedin.com/in/maria-protas-9a6168199</w:t>
         </w:r>
       </w:hyperlink>
       <w:r>
